--- a/samples/数字集成电路设计/课程资料/第1章 CMOS反相器/虚拟实验/实验1.1 MOSFET 开关与 CMOS 反相器（光耦输入） 实验指导书.docx
+++ b/samples/数字集成电路设计/课程资料/第1章 CMOS反相器/虚拟实验/实验1.1 MOSFET 开关与 CMOS 反相器（光耦输入） 实验指导书.docx
@@ -169,7 +169,7 @@
         <w:rPr>
           <w:rFonts w:ascii="Times New Roman" w:hAnsi="Times New Roman" w:eastAsia="宋体"/>
         </w:rPr>
-        <w:t>输入为高时 VGS = VDD，NMOS 吸收负载电流 I，输出电压 VOL 满足 ID(VDD, VOL) = I。VDS 很小时 NMOS 近似为电阻 Ron ≈ 1/[k′n(W/L)(VDD − VT)]。</w:t>
+        <w:t>输入为高时 VGS = VDD，NMOS 吸收负载电流 I，输出电压 VOL 满足 ID(VDD, VOL) = I。VDS 很小时 NMOS 近似为线性区导通电阻 Ron ≈ 1/[k′n(W/L)(VDD − VT)]。</w:t>
       </w:r>
     </w:p>
     <w:p>
@@ -183,7 +183,7 @@
           <w:color w:val="5B6B75"/>
           <w:sz w:val="19"/>
         </w:rPr>
-        <w:t>With the input high, VGS = VDD and the NMOS sinks the load current I; VOL satisfies ID(VDD, VOL) = I. For small VDS the NMOS is roughly a resistor Ron ≈ 1/[k′n(W/L)(VDD − VT)].</w:t>
+        <w:t>With the input high, VGS = VDD and the NMOS sinks the load current I; VOL satisfies ID(VDD, VOL) = I. For small VDS the NMOS is roughly a linear-region on-resistance Ron ≈ 1/[k′n(W/L)(VDD − VT)].</w:t>
       </w:r>
     </w:p>
     <w:p>

--- a/samples/数字集成电路设计/课程资料/第1章 CMOS反相器/虚拟实验/实验1.1 MOSFET 开关与 CMOS 反相器（光耦输入） 实验指导书.docx
+++ b/samples/数字集成电路设计/课程资料/第1章 CMOS反相器/虚拟实验/实验1.1 MOSFET 开关与 CMOS 反相器（光耦输入） 实验指导书.docx
@@ -219,7 +219,7 @@
         <w:rPr>
           <w:rFonts w:ascii="Times New Roman" w:hAnsi="Times New Roman" w:eastAsia="宋体"/>
         </w:rPr>
-        <w:t>模型参数（示意值，以后按 SKY130 校准）：VDD = 1.8 V，|VT| = 0.45 V，k′n = 90 μA/V²，k′p = 40 μA/V²，L = 0.15 μm，最小 W = 0.42 μm。</w:t>
+        <w:t>模型参数（按 SKY130 工艺库 tt、27 °C 校准的有效值，校准记录见生成脚本 calib/）：VDD = 1.8 V，|VT| = 0.55 V，k′n = 90 μA/V²，k′p = 39 μA/V²，L = 0.15 μm，最小 W = 0.42 μm。</w:t>
       </w:r>
     </w:p>
     <w:p>
@@ -233,7 +233,7 @@
           <w:color w:val="5B6B75"/>
           <w:sz w:val="19"/>
         </w:rPr>
-        <w:t>Model parameters (illustrative, to be calibrated to SKY130): VDD = 1.8 V, |VT| = 0.45 V, k′n = 90 μA/V², k′p = 40 μA/V², L = 0.15 μm, minimum W = 0.42 μm.</w:t>
+        <w:t>Model parameters (effective values calibrated to SKY130, tt, 27 °C; see calib/ in the build scripts): VDD = 1.8 V, |VT| = 0.55 V, k′n = 90 μA/V², k′p = 39 μA/V², L = 0.15 μm, minimum W = 0.42 μm.</w:t>
       </w:r>
     </w:p>
     <w:p>
@@ -1363,7 +1363,7 @@
         <w:rPr>
           <w:rFonts w:ascii="Times New Roman" w:hAnsi="Times New Roman" w:eastAsia="宋体"/>
         </w:rPr>
-        <w:t>参数是示意值，结果的数量级和趋势可靠，具体数字待按 SKY130 工艺库校准。</w:t>
+        <w:t>参数按 SKY130 工艺库校准：饱和电流与 ngspice 仿真一致，平均延时误差约 1%，传输特性误差在 7% 以内；平方律模型对上升、下降单边延时的误差可达约 20%。</w:t>
       </w:r>
       <w:r>
         <w:br/>
@@ -1373,7 +1373,7 @@
           <w:color w:val="5B6B75"/>
           <w:sz w:val="19"/>
         </w:rPr>
-        <w:t>Parameters are illustrative: magnitudes and trends are reliable; exact numbers await SKY130 calibration.</w:t>
+        <w:t>Parameters are calibrated to SKY130: saturation currents match ngspice, average delays within about 1% and transfer curves within 7%; single rising or falling edges can be off by up to about 20% in the square-law model.</w:t>
       </w:r>
     </w:p>
     <w:p>
@@ -1480,7 +1480,7 @@
         <w:rPr>
           <w:rFonts w:ascii="Times New Roman" w:hAnsi="Times New Roman" w:eastAsia="宋体"/>
         </w:rPr>
-        <w:t>芯片输出要吸收 1 mA 点亮光耦，VOL ≤ 0.2 V。(1) 求最小 Wn（参考：约 6.67 μm）。(2) 负载加到 2 mA，VOL 变成多少（参考：约 0.44 V）？(3) 若光耦需要 5 mA，只加宽 NMOS 合理吗？有哪些替代办法？</w:t>
+        <w:t>芯片输出要吸收 1 mA 点亮光耦，VOL ≤ 0.2 V。(1) 求最小 Wn（参考：约 7.26 μm）。(2) 负载加到 2 mA，VOL 变成多少（参考：约 0.45 V）？(3) 若光耦需要 5 mA，只加宽 NMOS 合理吗？有哪些替代办法？</w:t>
       </w:r>
     </w:p>
     <w:p>
@@ -1494,7 +1494,7 @@
           <w:color w:val="5B6B75"/>
           <w:sz w:val="19"/>
         </w:rPr>
-        <w:t>The output must sink 1 mA for the optocoupler with VOL ≤ 0.2 V. (1) Find the minimum Wn (reference: about 6.67 μm). (2) At 2 mA, what is VOL (reference: about 0.44 V)? (3) If the optocoupler needed 5 mA, is widening the NMOS sensible? What alternatives exist?</w:t>
+        <w:t>The output must sink 1 mA for the optocoupler with VOL ≤ 0.2 V. (1) Find the minimum Wn (reference: about 7.26 μm). (2) At 2 mA, what is VOL (reference: about 0.45 V)? (3) If the optocoupler needed 5 mA, is widening the NMOS sensible? What alternatives exist?</w:t>
       </w:r>
     </w:p>
     <w:p>

--- a/samples/数字集成电路设计/课程资料/第1章 CMOS反相器/虚拟实验/实验1.1 MOSFET 开关与 CMOS 反相器（光耦输入） 实验指导书.docx
+++ b/samples/数字集成电路设计/课程资料/第1章 CMOS反相器/虚拟实验/实验1.1 MOSFET 开关与 CMOS 反相器（光耦输入） 实验指导书.docx
@@ -219,7 +219,7 @@
         <w:rPr>
           <w:rFonts w:ascii="Times New Roman" w:hAnsi="Times New Roman" w:eastAsia="宋体"/>
         </w:rPr>
-        <w:t>模型参数（按 SKY130 工艺库 tt、27 °C 校准的有效值，校准记录见生成脚本 calib/）：VDD = 1.8 V，|VT| = 0.55 V，k′n = 90 μA/V²，k′p = 39 μA/V²，L = 0.15 μm，最小 W = 0.42 μm。</w:t>
+        <w:t>模型参数（按 SKY130 工艺库 tt、27 °C 校准的有效值，校准记录见生成脚本 calib/）：VDD = 1.8 V，|VT| = 0.55 V，k′n = 84 μA/V²，k′p = 35 μA/V²，L = 0.15 μm，最小 W = 0.42 μm。</w:t>
       </w:r>
     </w:p>
     <w:p>
@@ -233,7 +233,7 @@
           <w:color w:val="5B6B75"/>
           <w:sz w:val="19"/>
         </w:rPr>
-        <w:t>Model parameters (effective values calibrated to SKY130, tt, 27 °C; see calib/ in the build scripts): VDD = 1.8 V, |VT| = 0.55 V, k′n = 90 μA/V², k′p = 39 μA/V², L = 0.15 μm, minimum W = 0.42 μm.</w:t>
+        <w:t>Model parameters (effective values calibrated to SKY130, tt, 27 °C; see calib/ in the build scripts): VDD = 1.8 V, |VT| = 0.55 V, k′n = 84 μA/V², k′p = 35 μA/V², L = 0.15 μm, minimum W = 0.42 μm.</w:t>
       </w:r>
     </w:p>
     <w:p>
@@ -1480,7 +1480,7 @@
         <w:rPr>
           <w:rFonts w:ascii="Times New Roman" w:hAnsi="Times New Roman" w:eastAsia="宋体"/>
         </w:rPr>
-        <w:t>芯片输出要吸收 1 mA 点亮光耦，VOL ≤ 0.2 V。(1) 求最小 Wn（参考：约 7.26 μm）。(2) 负载加到 2 mA，VOL 变成多少（参考：约 0.45 V）？(3) 若光耦需要 5 mA，只加宽 NMOS 合理吗？有哪些替代办法？</w:t>
+        <w:t>芯片输出要吸收 1 mA 点亮光耦，VOL ≤ 0.2 V。(1) 求最小 Wn（参考：约 7.72 μm）。(2) 负载加到 2 mA，VOL 变成多少（参考：约 0.45 V）？(3) 若光耦需要 5 mA，只加宽 NMOS 合理吗？有哪些替代办法？</w:t>
       </w:r>
     </w:p>
     <w:p>
@@ -1494,7 +1494,7 @@
           <w:color w:val="5B6B75"/>
           <w:sz w:val="19"/>
         </w:rPr>
-        <w:t>The output must sink 1 mA for the optocoupler with VOL ≤ 0.2 V. (1) Find the minimum Wn (reference: about 7.26 μm). (2) At 2 mA, what is VOL (reference: about 0.45 V)? (3) If the optocoupler needed 5 mA, is widening the NMOS sensible? What alternatives exist?</w:t>
+        <w:t>The output must sink 1 mA for the optocoupler with VOL ≤ 0.2 V. (1) Find the minimum Wn (reference: about 7.72 μm). (2) At 2 mA, what is VOL (reference: about 0.45 V)? (3) If the optocoupler needed 5 mA, is widening the NMOS sensible? What alternatives exist?</w:t>
       </w:r>
     </w:p>
     <w:p>
